--- a/CloudeComBook/DocTemplates/Заява на реєстрацію заповіту.docx
+++ b/CloudeComBook/DocTemplates/Заява на реєстрацію заповіту.docx
@@ -1,6 +1,6 @@
 
 <file path=word/document.xml><?xml version="1.0" encoding="utf-8"?>
-<w:document xmlns:wpc="http://schemas.microsoft.com/office/word/2010/wordprocessingCanvas" xmlns:cx="http://schemas.microsoft.com/office/drawing/2014/chartex" xmlns:cx1="http://schemas.microsoft.com/office/drawing/2015/9/8/chartex" xmlns:cx2="http://schemas.microsoft.com/office/drawing/2015/10/21/chartex" xmlns:cx3="http://schemas.microsoft.com/office/drawing/2016/5/9/chartex" xmlns:cx4="http://schemas.microsoft.com/office/drawing/2016/5/10/chartex" xmlns:cx5="http://schemas.microsoft.com/office/drawing/2016/5/11/chartex" xmlns:cx6="http://schemas.microsoft.com/office/drawing/2016/5/12/chartex" xmlns:cx7="http://schemas.microsoft.com/office/drawing/2016/5/13/chartex" xmlns:cx8="http://schemas.microsoft.com/office/drawing/2016/5/14/chartex" xmlns:mc="http://schemas.openxmlformats.org/markup-compatibility/2006" xmlns:aink="http://schemas.microsoft.com/office/drawing/2016/ink" xmlns:am3d="http://schemas.microsoft.com/office/drawing/2017/model3d" xmlns:o="urn:schemas-microsoft-com:office:office" xmlns:oel="http://schemas.microsoft.com/office/2019/extlst" xmlns:r="http://schemas.openxmlformats.org/officeDocument/2006/relationships" xmlns:m="http://schemas.openxmlformats.org/officeDocument/2006/math" xmlns:v="urn:schemas-microsoft-com:vml" xmlns:wp14="http://schemas.microsoft.com/office/word/2010/wordprocessingDrawing" xmlns:wp="http://schemas.openxmlformats.org/drawingml/2006/wordprocessingDrawing" xmlns:w10="urn:schemas-microsoft-com:office:word" xmlns:w="http://schemas.openxmlformats.org/wordprocessingml/2006/main" xmlns:w14="http://schemas.microsoft.com/office/word/2010/wordml" xmlns:w15="http://schemas.microsoft.com/office/word/2012/wordml" xmlns:w16cei="http://schemas.microsoft.com/office/word/2026/wordml/cei" xmlns:w16cex="http://schemas.microsoft.com/office/word/2018/wordml/cex" xmlns:w16cid="http://schemas.microsoft.com/office/word/2016/wordml/cid" xmlns:w16="http://schemas.microsoft.com/office/word/2018/wordml" xmlns:w16du="http://schemas.microsoft.com/office/word/2023/wordml/word16du" xmlns:w16sdtdh="http://schemas.microsoft.com/office/word/2020/wordml/sdtdatahash" xmlns:w16sdtfl="http://schemas.microsoft.com/office/word/2024/wordml/sdtformatlock" xmlns:w16se="http://schemas.microsoft.com/office/word/2015/wordml/symex" xmlns:wpg="http://schemas.microsoft.com/office/word/2010/wordprocessingGroup" xmlns:wpi="http://schemas.microsoft.com/office/word/2010/wordprocessingInk" xmlns:wne="http://schemas.microsoft.com/office/word/2006/wordml" xmlns:wps="http://schemas.microsoft.com/office/word/2010/wordprocessingShape" mc:Ignorable="w14 w15 w16se w16cid w16 w16cex w16sdtdh w16sdtfl w16du wp14">
+<w:document xmlns:wpc="http://schemas.microsoft.com/office/word/2010/wordprocessingCanvas" xmlns:cx="http://schemas.microsoft.com/office/drawing/2014/chartex" xmlns:cx1="http://schemas.microsoft.com/office/drawing/2015/9/8/chartex" xmlns:mc="http://schemas.openxmlformats.org/markup-compatibility/2006" xmlns:o="urn:schemas-microsoft-com:office:office" xmlns:r="http://schemas.openxmlformats.org/officeDocument/2006/relationships" xmlns:m="http://schemas.openxmlformats.org/officeDocument/2006/math" xmlns:v="urn:schemas-microsoft-com:vml" xmlns:wp14="http://schemas.microsoft.com/office/word/2010/wordprocessingDrawing" xmlns:wp="http://schemas.openxmlformats.org/drawingml/2006/wordprocessingDrawing" xmlns:w10="urn:schemas-microsoft-com:office:word" xmlns:w="http://schemas.openxmlformats.org/wordprocessingml/2006/main" xmlns:w14="http://schemas.microsoft.com/office/word/2010/wordml" xmlns:w15="http://schemas.microsoft.com/office/word/2012/wordml" xmlns:w16se="http://schemas.microsoft.com/office/word/2015/wordml/symex" xmlns:wpg="http://schemas.microsoft.com/office/word/2010/wordprocessingGroup" xmlns:wpi="http://schemas.microsoft.com/office/word/2010/wordprocessingInk" xmlns:wne="http://schemas.microsoft.com/office/word/2006/wordml" xmlns:wps="http://schemas.microsoft.com/office/word/2010/wordprocessingShape" mc:Ignorable="w14 w15 w16se wp14">
   <w:body>
     <w:p>
       <w:pPr>
@@ -363,7 +363,7 @@
                     </wp:anchor>
                   </w:drawing>
                 </mc:Choice>
-                <mc:Fallback>
+                <mc:Fallback xmlns:w16sdtfl="http://schemas.microsoft.com/office/word/2024/wordml/sdtformatlock" xmlns:w16sdtdh="http://schemas.microsoft.com/office/word/2020/wordml/sdtdatahash" xmlns:w16du="http://schemas.microsoft.com/office/word/2023/wordml/word16du" xmlns:w16="http://schemas.microsoft.com/office/word/2018/wordml" xmlns:w16cid="http://schemas.microsoft.com/office/word/2016/wordml/cid" xmlns:w16cex="http://schemas.microsoft.com/office/word/2018/wordml/cex" xmlns:w16cei="http://schemas.microsoft.com/office/word/2026/wordml/cei" xmlns:oel="http://schemas.microsoft.com/office/2019/extlst" xmlns:am3d="http://schemas.microsoft.com/office/drawing/2017/model3d" xmlns:aink="http://schemas.microsoft.com/office/drawing/2016/ink" xmlns:cx8="http://schemas.microsoft.com/office/drawing/2016/5/14/chartex" xmlns:cx7="http://schemas.microsoft.com/office/drawing/2016/5/13/chartex" xmlns:cx6="http://schemas.microsoft.com/office/drawing/2016/5/12/chartex" xmlns:cx5="http://schemas.microsoft.com/office/drawing/2016/5/11/chartex" xmlns:cx4="http://schemas.microsoft.com/office/drawing/2016/5/10/chartex" xmlns:cx3="http://schemas.microsoft.com/office/drawing/2016/5/9/chartex" xmlns:cx2="http://schemas.microsoft.com/office/drawing/2015/10/21/chartex">
                   <w:pict>
                     <v:shapetype w14:anchorId="3508DAF7" id="_x0000_t202" coordsize="21600,21600" o:spt="202" path="m,l,21600r21600,l21600,xe">
                       <v:stroke joinstyle="miter"/>
@@ -1970,9 +1970,8 @@
       <w:tblGrid>
         <w:gridCol w:w="2101"/>
         <w:gridCol w:w="341"/>
-        <w:gridCol w:w="335"/>
-        <w:gridCol w:w="11"/>
-        <w:gridCol w:w="341"/>
+        <w:gridCol w:w="393"/>
+        <w:gridCol w:w="294"/>
         <w:gridCol w:w="341"/>
         <w:gridCol w:w="341"/>
         <w:gridCol w:w="2788"/>
@@ -2021,7 +2020,7 @@
         <w:tc>
           <w:tcPr>
             <w:tcW w:w="1710" w:type="dxa"/>
-            <w:gridSpan w:val="6"/>
+            <w:gridSpan w:val="5"/>
             <w:tcBorders>
               <w:top w:val="nil"/>
               <w:bottom w:val="nil"/>
@@ -2078,7 +2077,7 @@
         </w:tc>
         <w:tc>
           <w:tcPr>
-            <w:tcW w:w="3289" w:type="dxa"/>
+            <w:tcW w:w="3290" w:type="dxa"/>
             <w:gridSpan w:val="7"/>
             <w:tcBorders>
               <w:top w:val="nil"/>
@@ -2173,8 +2172,7 @@
         </w:tc>
         <w:tc>
           <w:tcPr>
-            <w:tcW w:w="346" w:type="dxa"/>
-            <w:gridSpan w:val="2"/>
+            <w:tcW w:w="393" w:type="dxa"/>
             <w:tcBorders>
               <w:top w:val="single" w:sz="4" w:space="0" w:color="auto"/>
               <w:left w:val="single" w:sz="4" w:space="0" w:color="auto"/>
@@ -2205,7 +2203,7 @@
         </w:tc>
         <w:tc>
           <w:tcPr>
-            <w:tcW w:w="341" w:type="dxa"/>
+            <w:tcW w:w="294" w:type="dxa"/>
             <w:tcBorders>
               <w:top w:val="single" w:sz="4" w:space="0" w:color="auto"/>
               <w:left w:val="single" w:sz="4" w:space="0" w:color="auto"/>
@@ -2349,7 +2347,7 @@
         </w:tc>
         <w:tc>
           <w:tcPr>
-            <w:tcW w:w="3289" w:type="dxa"/>
+            <w:tcW w:w="3290" w:type="dxa"/>
             <w:gridSpan w:val="7"/>
             <w:tcBorders>
               <w:top w:val="single" w:sz="4" w:space="0" w:color="auto"/>
@@ -2406,8 +2404,8 @@
         </w:trPr>
         <w:tc>
           <w:tcPr>
-            <w:tcW w:w="2788" w:type="dxa"/>
-            <w:gridSpan w:val="4"/>
+            <w:tcW w:w="2835" w:type="dxa"/>
+            <w:gridSpan w:val="3"/>
             <w:tcBorders>
               <w:top w:val="nil"/>
               <w:left w:val="nil"/>
@@ -2456,7 +2454,7 @@
         </w:tc>
         <w:tc>
           <w:tcPr>
-            <w:tcW w:w="5065" w:type="dxa"/>
+            <w:tcW w:w="5018" w:type="dxa"/>
             <w:gridSpan w:val="6"/>
             <w:tcBorders>
               <w:top w:val="nil"/>
@@ -2546,7 +2544,7 @@
         </w:tc>
         <w:tc>
           <w:tcPr>
-            <w:tcW w:w="517" w:type="dxa"/>
+            <w:tcW w:w="518" w:type="dxa"/>
             <w:tcBorders>
               <w:top w:val="nil"/>
               <w:bottom w:val="nil"/>
@@ -2588,7 +2586,7 @@
         </w:trPr>
         <w:tc>
           <w:tcPr>
-            <w:tcW w:w="2777" w:type="dxa"/>
+            <w:tcW w:w="2835" w:type="dxa"/>
             <w:gridSpan w:val="3"/>
             <w:tcBorders>
               <w:top w:val="single" w:sz="4" w:space="0" w:color="auto"/>
@@ -2613,14 +2611,25 @@
                 <w:sz w:val="20"/>
                 <w:lang w:val="en-US"/>
               </w:rPr>
-              <w:t>Village</w:t>
-            </w:r>
-          </w:p>
-        </w:tc>
-        <w:tc>
-          <w:tcPr>
-            <w:tcW w:w="5047" w:type="dxa"/>
-            <w:gridSpan w:val="6"/>
+              <w:t>v</w:t>
+            </w:r>
+            <w:bookmarkStart w:id="0" w:name="_GoBack"/>
+            <w:bookmarkEnd w:id="0"/>
+            <w:r>
+              <w:rPr>
+                <w:rFonts w:ascii="Times New Roman" w:hAnsi="Times New Roman"/>
+                <w:b/>
+                <w:sz w:val="20"/>
+                <w:lang w:val="en-US"/>
+              </w:rPr>
+              <w:t>illage</w:t>
+            </w:r>
+          </w:p>
+        </w:tc>
+        <w:tc>
+          <w:tcPr>
+            <w:tcW w:w="4989" w:type="dxa"/>
+            <w:gridSpan w:val="5"/>
             <w:tcBorders>
               <w:top w:val="single" w:sz="4" w:space="0" w:color="auto"/>
               <w:left w:val="single" w:sz="4" w:space="0" w:color="auto"/>
@@ -2645,7 +2654,16 @@
                 <w:sz w:val="20"/>
                 <w:lang w:val="en-US"/>
               </w:rPr>
-              <w:t>Street</w:t>
+              <w:t>s</w:t>
+            </w:r>
+            <w:r>
+              <w:rPr>
+                <w:rFonts w:ascii="Times New Roman" w:hAnsi="Times New Roman"/>
+                <w:b/>
+                <w:sz w:val="20"/>
+                <w:lang w:val="en-US"/>
+              </w:rPr>
+              <w:t>treet</w:t>
             </w:r>
           </w:p>
         </w:tc>
@@ -2928,7 +2946,7 @@
                     </wp:anchor>
                   </w:drawing>
                 </mc:Choice>
-                <mc:Fallback>
+                <mc:Fallback xmlns:w16sdtfl="http://schemas.microsoft.com/office/word/2024/wordml/sdtformatlock" xmlns:w16sdtdh="http://schemas.microsoft.com/office/word/2020/wordml/sdtdatahash" xmlns:w16du="http://schemas.microsoft.com/office/word/2023/wordml/word16du" xmlns:w16="http://schemas.microsoft.com/office/word/2018/wordml" xmlns:w16cid="http://schemas.microsoft.com/office/word/2016/wordml/cid" xmlns:w16cex="http://schemas.microsoft.com/office/word/2018/wordml/cex" xmlns:w16cei="http://schemas.microsoft.com/office/word/2026/wordml/cei" xmlns:oel="http://schemas.microsoft.com/office/2019/extlst" xmlns:am3d="http://schemas.microsoft.com/office/drawing/2017/model3d" xmlns:aink="http://schemas.microsoft.com/office/drawing/2016/ink" xmlns:cx8="http://schemas.microsoft.com/office/drawing/2016/5/14/chartex" xmlns:cx7="http://schemas.microsoft.com/office/drawing/2016/5/13/chartex" xmlns:cx6="http://schemas.microsoft.com/office/drawing/2016/5/12/chartex" xmlns:cx5="http://schemas.microsoft.com/office/drawing/2016/5/11/chartex" xmlns:cx4="http://schemas.microsoft.com/office/drawing/2016/5/10/chartex" xmlns:cx3="http://schemas.microsoft.com/office/drawing/2016/5/9/chartex" xmlns:cx2="http://schemas.microsoft.com/office/drawing/2015/10/21/chartex">
                   <w:pict>
                     <v:shape w14:anchorId="36CD9BE2" id="Text Box 3" o:spid="_x0000_s1027" type="#_x0000_t202" style="position:absolute;margin-left:-45pt;margin-top:23.5pt;width:38.8pt;height:131.85pt;z-index:251658240;visibility:visible;mso-wrap-style:square;mso-width-percent:0;mso-height-percent:0;mso-wrap-distance-left:9pt;mso-wrap-distance-top:0;mso-wrap-distance-right:9pt;mso-wrap-distance-bottom:0;mso-position-horizontal:absolute;mso-position-horizontal-relative:text;mso-position-vertical:absolute;mso-position-vertical-relative:text;mso-width-percent:0;mso-height-percent:0;mso-width-relative:page;mso-height-relative:page;v-text-anchor:top" o:gfxdata="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" stroked="f">
                       <v:textbox style="layout-flow:vertical;mso-layout-flow-alt:bottom-to-top">
@@ -5069,7 +5087,7 @@
               </wp:anchor>
             </w:drawing>
           </mc:Choice>
-          <mc:Fallback>
+          <mc:Fallback xmlns:w16sdtfl="http://schemas.microsoft.com/office/word/2024/wordml/sdtformatlock" xmlns:w16sdtdh="http://schemas.microsoft.com/office/word/2020/wordml/sdtdatahash" xmlns:w16du="http://schemas.microsoft.com/office/word/2023/wordml/word16du" xmlns:w16="http://schemas.microsoft.com/office/word/2018/wordml" xmlns:w16cid="http://schemas.microsoft.com/office/word/2016/wordml/cid" xmlns:w16cex="http://schemas.microsoft.com/office/word/2018/wordml/cex" xmlns:w16cei="http://schemas.microsoft.com/office/word/2026/wordml/cei" xmlns:oel="http://schemas.microsoft.com/office/2019/extlst" xmlns:am3d="http://schemas.microsoft.com/office/drawing/2017/model3d" xmlns:aink="http://schemas.microsoft.com/office/drawing/2016/ink" xmlns:cx8="http://schemas.microsoft.com/office/drawing/2016/5/14/chartex" xmlns:cx7="http://schemas.microsoft.com/office/drawing/2016/5/13/chartex" xmlns:cx6="http://schemas.microsoft.com/office/drawing/2016/5/12/chartex" xmlns:cx5="http://schemas.microsoft.com/office/drawing/2016/5/11/chartex" xmlns:cx4="http://schemas.microsoft.com/office/drawing/2016/5/10/chartex" xmlns:cx3="http://schemas.microsoft.com/office/drawing/2016/5/9/chartex" xmlns:cx2="http://schemas.microsoft.com/office/drawing/2015/10/21/chartex">
             <w:pict>
               <v:shape w14:anchorId="612E68DC" id="Text Box 4" o:spid="_x0000_s1028" type="#_x0000_t202" style="position:absolute;left:0;text-align:left;margin-left:-54pt;margin-top:5.05pt;width:45pt;height:199.75pt;z-index:251659264;visibility:visible;mso-wrap-style:square;mso-width-percent:0;mso-height-percent:0;mso-wrap-distance-left:9pt;mso-wrap-distance-top:0;mso-wrap-distance-right:9pt;mso-wrap-distance-bottom:0;mso-position-horizontal:absolute;mso-position-horizontal-relative:text;mso-position-vertical:absolute;mso-position-vertical-relative:text;mso-width-percent:0;mso-height-percent:0;mso-width-relative:page;mso-height-relative:page;v-text-anchor:top" o:gfxdata="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" stroked="f">
                 <v:textbox style="layout-flow:vertical;mso-layout-flow-alt:bottom-to-top">
@@ -6597,7 +6615,7 @@
                     </wp:anchor>
                   </w:drawing>
                 </mc:Choice>
-                <mc:Fallback>
+                <mc:Fallback xmlns:w16sdtfl="http://schemas.microsoft.com/office/word/2024/wordml/sdtformatlock" xmlns:w16sdtdh="http://schemas.microsoft.com/office/word/2020/wordml/sdtdatahash" xmlns:w16du="http://schemas.microsoft.com/office/word/2023/wordml/word16du" xmlns:w16="http://schemas.microsoft.com/office/word/2018/wordml" xmlns:w16cid="http://schemas.microsoft.com/office/word/2016/wordml/cid" xmlns:w16cex="http://schemas.microsoft.com/office/word/2018/wordml/cex" xmlns:w16cei="http://schemas.microsoft.com/office/word/2026/wordml/cei" xmlns:oel="http://schemas.microsoft.com/office/2019/extlst" xmlns:am3d="http://schemas.microsoft.com/office/drawing/2017/model3d" xmlns:aink="http://schemas.microsoft.com/office/drawing/2016/ink" xmlns:cx8="http://schemas.microsoft.com/office/drawing/2016/5/14/chartex" xmlns:cx7="http://schemas.microsoft.com/office/drawing/2016/5/13/chartex" xmlns:cx6="http://schemas.microsoft.com/office/drawing/2016/5/12/chartex" xmlns:cx5="http://schemas.microsoft.com/office/drawing/2016/5/11/chartex" xmlns:cx4="http://schemas.microsoft.com/office/drawing/2016/5/10/chartex" xmlns:cx3="http://schemas.microsoft.com/office/drawing/2016/5/9/chartex" xmlns:cx2="http://schemas.microsoft.com/office/drawing/2015/10/21/chartex">
                   <w:pict>
                     <v:shape w14:anchorId="73D2740E" id="Text Box 5" o:spid="_x0000_s1029" type="#_x0000_t202" style="position:absolute;left:0;text-align:left;margin-left:-49.9pt;margin-top:.1pt;width:33.65pt;height:283.5pt;z-index:251657216;visibility:visible;mso-wrap-style:square;mso-width-percent:0;mso-height-percent:0;mso-wrap-distance-left:9pt;mso-wrap-distance-top:0;mso-wrap-distance-right:9pt;mso-wrap-distance-bottom:0;mso-position-horizontal:absolute;mso-position-horizontal-relative:text;mso-position-vertical:absolute;mso-position-vertical-relative:text;mso-width-percent:0;mso-height-percent:0;mso-width-relative:page;mso-height-relative:page;v-text-anchor:top" o:gfxdata="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" stroked="f">
                       <v:textbox style="layout-flow:vertical;mso-layout-flow-alt:bottom-to-top">
@@ -12800,7 +12818,7 @@
 </file>
 
 <file path=word/endnotes.xml><?xml version="1.0" encoding="utf-8"?>
-<w:endnotes xmlns:wpc="http://schemas.microsoft.com/office/word/2010/wordprocessingCanvas" xmlns:cx="http://schemas.microsoft.com/office/drawing/2014/chartex" xmlns:cx1="http://schemas.microsoft.com/office/drawing/2015/9/8/chartex" xmlns:cx2="http://schemas.microsoft.com/office/drawing/2015/10/21/chartex" xmlns:cx3="http://schemas.microsoft.com/office/drawing/2016/5/9/chartex" xmlns:cx4="http://schemas.microsoft.com/office/drawing/2016/5/10/chartex" xmlns:cx5="http://schemas.microsoft.com/office/drawing/2016/5/11/chartex" xmlns:cx6="http://schemas.microsoft.com/office/drawing/2016/5/12/chartex" xmlns:cx7="http://schemas.microsoft.com/office/drawing/2016/5/13/chartex" xmlns:cx8="http://schemas.microsoft.com/office/drawing/2016/5/14/chartex" xmlns:mc="http://schemas.openxmlformats.org/markup-compatibility/2006" xmlns:aink="http://schemas.microsoft.com/office/drawing/2016/ink" xmlns:am3d="http://schemas.microsoft.com/office/drawing/2017/model3d" xmlns:o="urn:schemas-microsoft-com:office:office" xmlns:oel="http://schemas.microsoft.com/office/2019/extlst" xmlns:r="http://schemas.openxmlformats.org/officeDocument/2006/relationships" xmlns:m="http://schemas.openxmlformats.org/officeDocument/2006/math" xmlns:v="urn:schemas-microsoft-com:vml" xmlns:wp14="http://schemas.microsoft.com/office/word/2010/wordprocessingDrawing" xmlns:wp="http://schemas.openxmlformats.org/drawingml/2006/wordprocessingDrawing" xmlns:w10="urn:schemas-microsoft-com:office:word" xmlns:w="http://schemas.openxmlformats.org/wordprocessingml/2006/main" xmlns:w14="http://schemas.microsoft.com/office/word/2010/wordml" xmlns:w15="http://schemas.microsoft.com/office/word/2012/wordml" xmlns:w16cei="http://schemas.microsoft.com/office/word/2026/wordml/cei" xmlns:w16cex="http://schemas.microsoft.com/office/word/2018/wordml/cex" xmlns:w16cid="http://schemas.microsoft.com/office/word/2016/wordml/cid" xmlns:w16="http://schemas.microsoft.com/office/word/2018/wordml" xmlns:w16du="http://schemas.microsoft.com/office/word/2023/wordml/word16du" xmlns:w16sdtdh="http://schemas.microsoft.com/office/word/2020/wordml/sdtdatahash" xmlns:w16sdtfl="http://schemas.microsoft.com/office/word/2024/wordml/sdtformatlock" xmlns:w16se="http://schemas.microsoft.com/office/word/2015/wordml/symex" xmlns:wpg="http://schemas.microsoft.com/office/word/2010/wordprocessingGroup" xmlns:wpi="http://schemas.microsoft.com/office/word/2010/wordprocessingInk" xmlns:wne="http://schemas.microsoft.com/office/word/2006/wordml" xmlns:wps="http://schemas.microsoft.com/office/word/2010/wordprocessingShape" mc:Ignorable="w14 w15 w16se w16cid w16 w16cex w16sdtdh w16sdtfl w16du wp14">
+<w:endnotes xmlns:wpc="http://schemas.microsoft.com/office/word/2010/wordprocessingCanvas" xmlns:cx="http://schemas.microsoft.com/office/drawing/2014/chartex" xmlns:cx1="http://schemas.microsoft.com/office/drawing/2015/9/8/chartex" xmlns:mc="http://schemas.openxmlformats.org/markup-compatibility/2006" xmlns:o="urn:schemas-microsoft-com:office:office" xmlns:r="http://schemas.openxmlformats.org/officeDocument/2006/relationships" xmlns:m="http://schemas.openxmlformats.org/officeDocument/2006/math" xmlns:v="urn:schemas-microsoft-com:vml" xmlns:wp14="http://schemas.microsoft.com/office/word/2010/wordprocessingDrawing" xmlns:wp="http://schemas.openxmlformats.org/drawingml/2006/wordprocessingDrawing" xmlns:w10="urn:schemas-microsoft-com:office:word" xmlns:w="http://schemas.openxmlformats.org/wordprocessingml/2006/main" xmlns:w14="http://schemas.microsoft.com/office/word/2010/wordml" xmlns:w15="http://schemas.microsoft.com/office/word/2012/wordml" xmlns:w16se="http://schemas.microsoft.com/office/word/2015/wordml/symex" xmlns:wpg="http://schemas.microsoft.com/office/word/2010/wordprocessingGroup" xmlns:wpi="http://schemas.microsoft.com/office/word/2010/wordprocessingInk" xmlns:wne="http://schemas.microsoft.com/office/word/2006/wordml" xmlns:wps="http://schemas.microsoft.com/office/word/2010/wordprocessingShape" mc:Ignorable="w14 w15 w16se wp14">
   <w:endnote w:type="separator" w:id="-1">
     <w:p>
       <w:r>
@@ -12819,7 +12837,7 @@
 </file>
 
 <file path=word/footnotes.xml><?xml version="1.0" encoding="utf-8"?>
-<w:footnotes xmlns:wpc="http://schemas.microsoft.com/office/word/2010/wordprocessingCanvas" xmlns:cx="http://schemas.microsoft.com/office/drawing/2014/chartex" xmlns:cx1="http://schemas.microsoft.com/office/drawing/2015/9/8/chartex" xmlns:cx2="http://schemas.microsoft.com/office/drawing/2015/10/21/chartex" xmlns:cx3="http://schemas.microsoft.com/office/drawing/2016/5/9/chartex" xmlns:cx4="http://schemas.microsoft.com/office/drawing/2016/5/10/chartex" xmlns:cx5="http://schemas.microsoft.com/office/drawing/2016/5/11/chartex" xmlns:cx6="http://schemas.microsoft.com/office/drawing/2016/5/12/chartex" xmlns:cx7="http://schemas.microsoft.com/office/drawing/2016/5/13/chartex" xmlns:cx8="http://schemas.microsoft.com/office/drawing/2016/5/14/chartex" xmlns:mc="http://schemas.openxmlformats.org/markup-compatibility/2006" xmlns:aink="http://schemas.microsoft.com/office/drawing/2016/ink" xmlns:am3d="http://schemas.microsoft.com/office/drawing/2017/model3d" xmlns:o="urn:schemas-microsoft-com:office:office" xmlns:oel="http://schemas.microsoft.com/office/2019/extlst" xmlns:r="http://schemas.openxmlformats.org/officeDocument/2006/relationships" xmlns:m="http://schemas.openxmlformats.org/officeDocument/2006/math" xmlns:v="urn:schemas-microsoft-com:vml" xmlns:wp14="http://schemas.microsoft.com/office/word/2010/wordprocessingDrawing" xmlns:wp="http://schemas.openxmlformats.org/drawingml/2006/wordprocessingDrawing" xmlns:w10="urn:schemas-microsoft-com:office:word" xmlns:w="http://schemas.openxmlformats.org/wordprocessingml/2006/main" xmlns:w14="http://schemas.microsoft.com/office/word/2010/wordml" xmlns:w15="http://schemas.microsoft.com/office/word/2012/wordml" xmlns:w16cei="http://schemas.microsoft.com/office/word/2026/wordml/cei" xmlns:w16cex="http://schemas.microsoft.com/office/word/2018/wordml/cex" xmlns:w16cid="http://schemas.microsoft.com/office/word/2016/wordml/cid" xmlns:w16="http://schemas.microsoft.com/office/word/2018/wordml" xmlns:w16du="http://schemas.microsoft.com/office/word/2023/wordml/word16du" xmlns:w16sdtdh="http://schemas.microsoft.com/office/word/2020/wordml/sdtdatahash" xmlns:w16sdtfl="http://schemas.microsoft.com/office/word/2024/wordml/sdtformatlock" xmlns:w16se="http://schemas.microsoft.com/office/word/2015/wordml/symex" xmlns:wpg="http://schemas.microsoft.com/office/word/2010/wordprocessingGroup" xmlns:wpi="http://schemas.microsoft.com/office/word/2010/wordprocessingInk" xmlns:wne="http://schemas.microsoft.com/office/word/2006/wordml" xmlns:wps="http://schemas.microsoft.com/office/word/2010/wordprocessingShape" mc:Ignorable="w14 w15 w16se w16cid w16 w16cex w16sdtdh w16sdtfl w16du wp14">
+<w:footnotes xmlns:wpc="http://schemas.microsoft.com/office/word/2010/wordprocessingCanvas" xmlns:cx="http://schemas.microsoft.com/office/drawing/2014/chartex" xmlns:cx1="http://schemas.microsoft.com/office/drawing/2015/9/8/chartex" xmlns:mc="http://schemas.openxmlformats.org/markup-compatibility/2006" xmlns:o="urn:schemas-microsoft-com:office:office" xmlns:r="http://schemas.openxmlformats.org/officeDocument/2006/relationships" xmlns:m="http://schemas.openxmlformats.org/officeDocument/2006/math" xmlns:v="urn:schemas-microsoft-com:vml" xmlns:wp14="http://schemas.microsoft.com/office/word/2010/wordprocessingDrawing" xmlns:wp="http://schemas.openxmlformats.org/drawingml/2006/wordprocessingDrawing" xmlns:w10="urn:schemas-microsoft-com:office:word" xmlns:w="http://schemas.openxmlformats.org/wordprocessingml/2006/main" xmlns:w14="http://schemas.microsoft.com/office/word/2010/wordml" xmlns:w15="http://schemas.microsoft.com/office/word/2012/wordml" xmlns:w16se="http://schemas.microsoft.com/office/word/2015/wordml/symex" xmlns:wpg="http://schemas.microsoft.com/office/word/2010/wordprocessingGroup" xmlns:wpi="http://schemas.microsoft.com/office/word/2010/wordprocessingInk" xmlns:wne="http://schemas.microsoft.com/office/word/2006/wordml" xmlns:wps="http://schemas.microsoft.com/office/word/2010/wordprocessingShape" mc:Ignorable="w14 w15 w16se wp14">
   <w:footnote w:type="separator" w:id="-1">
     <w:p>
       <w:r>
@@ -12838,7 +12856,7 @@
 </file>
 
 <file path=word/header1.xml><?xml version="1.0" encoding="utf-8"?>
-<w:hdr xmlns:wpc="http://schemas.microsoft.com/office/word/2010/wordprocessingCanvas" xmlns:cx="http://schemas.microsoft.com/office/drawing/2014/chartex" xmlns:cx1="http://schemas.microsoft.com/office/drawing/2015/9/8/chartex" xmlns:cx2="http://schemas.microsoft.com/office/drawing/2015/10/21/chartex" xmlns:cx3="http://schemas.microsoft.com/office/drawing/2016/5/9/chartex" xmlns:cx4="http://schemas.microsoft.com/office/drawing/2016/5/10/chartex" xmlns:cx5="http://schemas.microsoft.com/office/drawing/2016/5/11/chartex" xmlns:cx6="http://schemas.microsoft.com/office/drawing/2016/5/12/chartex" xmlns:cx7="http://schemas.microsoft.com/office/drawing/2016/5/13/chartex" xmlns:cx8="http://schemas.microsoft.com/office/drawing/2016/5/14/chartex" xmlns:mc="http://schemas.openxmlformats.org/markup-compatibility/2006" xmlns:aink="http://schemas.microsoft.com/office/drawing/2016/ink" xmlns:am3d="http://schemas.microsoft.com/office/drawing/2017/model3d" xmlns:o="urn:schemas-microsoft-com:office:office" xmlns:oel="http://schemas.microsoft.com/office/2019/extlst" xmlns:r="http://schemas.openxmlformats.org/officeDocument/2006/relationships" xmlns:m="http://schemas.openxmlformats.org/officeDocument/2006/math" xmlns:v="urn:schemas-microsoft-com:vml" xmlns:wp14="http://schemas.microsoft.com/office/word/2010/wordprocessingDrawing" xmlns:wp="http://schemas.openxmlformats.org/drawingml/2006/wordprocessingDrawing" xmlns:w10="urn:schemas-microsoft-com:office:word" xmlns:w="http://schemas.openxmlformats.org/wordprocessingml/2006/main" xmlns:w14="http://schemas.microsoft.com/office/word/2010/wordml" xmlns:w15="http://schemas.microsoft.com/office/word/2012/wordml" xmlns:w16cei="http://schemas.microsoft.com/office/word/2026/wordml/cei" xmlns:w16cex="http://schemas.microsoft.com/office/word/2018/wordml/cex" xmlns:w16cid="http://schemas.microsoft.com/office/word/2016/wordml/cid" xmlns:w16="http://schemas.microsoft.com/office/word/2018/wordml" xmlns:w16du="http://schemas.microsoft.com/office/word/2023/wordml/word16du" xmlns:w16sdtdh="http://schemas.microsoft.com/office/word/2020/wordml/sdtdatahash" xmlns:w16sdtfl="http://schemas.microsoft.com/office/word/2024/wordml/sdtformatlock" xmlns:w16se="http://schemas.microsoft.com/office/word/2015/wordml/symex" xmlns:wpg="http://schemas.microsoft.com/office/word/2010/wordprocessingGroup" xmlns:wpi="http://schemas.microsoft.com/office/word/2010/wordprocessingInk" xmlns:wne="http://schemas.microsoft.com/office/word/2006/wordml" xmlns:wps="http://schemas.microsoft.com/office/word/2010/wordprocessingShape" mc:Ignorable="w14 w15 w16se w16cid w16 w16cex w16sdtdh w16sdtfl w16du wp14">
+<w:hdr xmlns:wpc="http://schemas.microsoft.com/office/word/2010/wordprocessingCanvas" xmlns:cx="http://schemas.microsoft.com/office/drawing/2014/chartex" xmlns:cx1="http://schemas.microsoft.com/office/drawing/2015/9/8/chartex" xmlns:mc="http://schemas.openxmlformats.org/markup-compatibility/2006" xmlns:o="urn:schemas-microsoft-com:office:office" xmlns:r="http://schemas.openxmlformats.org/officeDocument/2006/relationships" xmlns:m="http://schemas.openxmlformats.org/officeDocument/2006/math" xmlns:v="urn:schemas-microsoft-com:vml" xmlns:wp14="http://schemas.microsoft.com/office/word/2010/wordprocessingDrawing" xmlns:wp="http://schemas.openxmlformats.org/drawingml/2006/wordprocessingDrawing" xmlns:w10="urn:schemas-microsoft-com:office:word" xmlns:w="http://schemas.openxmlformats.org/wordprocessingml/2006/main" xmlns:w14="http://schemas.microsoft.com/office/word/2010/wordml" xmlns:w15="http://schemas.microsoft.com/office/word/2012/wordml" xmlns:w16se="http://schemas.microsoft.com/office/word/2015/wordml/symex" xmlns:wpg="http://schemas.microsoft.com/office/word/2010/wordprocessingGroup" xmlns:wpi="http://schemas.microsoft.com/office/word/2010/wordprocessingInk" xmlns:wne="http://schemas.microsoft.com/office/word/2006/wordml" xmlns:wps="http://schemas.microsoft.com/office/word/2010/wordprocessingShape" mc:Ignorable="w14 w15 w16se wp14">
   <w:p>
     <w:pPr>
       <w:framePr w:wrap="around" w:vAnchor="text" w:hAnchor="margin" w:xAlign="center" w:y="1"/>
@@ -12867,7 +12885,7 @@
 </file>
 
 <file path=word/header2.xml><?xml version="1.0" encoding="utf-8"?>
-<w:hdr xmlns:wpc="http://schemas.microsoft.com/office/word/2010/wordprocessingCanvas" xmlns:cx="http://schemas.microsoft.com/office/drawing/2014/chartex" xmlns:cx1="http://schemas.microsoft.com/office/drawing/2015/9/8/chartex" xmlns:cx2="http://schemas.microsoft.com/office/drawing/2015/10/21/chartex" xmlns:cx3="http://schemas.microsoft.com/office/drawing/2016/5/9/chartex" xmlns:cx4="http://schemas.microsoft.com/office/drawing/2016/5/10/chartex" xmlns:cx5="http://schemas.microsoft.com/office/drawing/2016/5/11/chartex" xmlns:cx6="http://schemas.microsoft.com/office/drawing/2016/5/12/chartex" xmlns:cx7="http://schemas.microsoft.com/office/drawing/2016/5/13/chartex" xmlns:cx8="http://schemas.microsoft.com/office/drawing/2016/5/14/chartex" xmlns:mc="http://schemas.openxmlformats.org/markup-compatibility/2006" xmlns:aink="http://schemas.microsoft.com/office/drawing/2016/ink" xmlns:am3d="http://schemas.microsoft.com/office/drawing/2017/model3d" xmlns:o="urn:schemas-microsoft-com:office:office" xmlns:oel="http://schemas.microsoft.com/office/2019/extlst" xmlns:r="http://schemas.openxmlformats.org/officeDocument/2006/relationships" xmlns:m="http://schemas.openxmlformats.org/officeDocument/2006/math" xmlns:v="urn:schemas-microsoft-com:vml" xmlns:wp14="http://schemas.microsoft.com/office/word/2010/wordprocessingDrawing" xmlns:wp="http://schemas.openxmlformats.org/drawingml/2006/wordprocessingDrawing" xmlns:w10="urn:schemas-microsoft-com:office:word" xmlns:w="http://schemas.openxmlformats.org/wordprocessingml/2006/main" xmlns:w14="http://schemas.microsoft.com/office/word/2010/wordml" xmlns:w15="http://schemas.microsoft.com/office/word/2012/wordml" xmlns:w16cei="http://schemas.microsoft.com/office/word/2026/wordml/cei" xmlns:w16cex="http://schemas.microsoft.com/office/word/2018/wordml/cex" xmlns:w16cid="http://schemas.microsoft.com/office/word/2016/wordml/cid" xmlns:w16="http://schemas.microsoft.com/office/word/2018/wordml" xmlns:w16du="http://schemas.microsoft.com/office/word/2023/wordml/word16du" xmlns:w16sdtdh="http://schemas.microsoft.com/office/word/2020/wordml/sdtdatahash" xmlns:w16sdtfl="http://schemas.microsoft.com/office/word/2024/wordml/sdtformatlock" xmlns:w16se="http://schemas.microsoft.com/office/word/2015/wordml/symex" xmlns:wpg="http://schemas.microsoft.com/office/word/2010/wordprocessingGroup" xmlns:wpi="http://schemas.microsoft.com/office/word/2010/wordprocessingInk" xmlns:wne="http://schemas.microsoft.com/office/word/2006/wordml" xmlns:wps="http://schemas.microsoft.com/office/word/2010/wordprocessingShape" mc:Ignorable="w14 w15 w16se w16cid w16 w16cex w16sdtdh w16sdtfl w16du wp14">
+<w:hdr xmlns:wpc="http://schemas.microsoft.com/office/word/2010/wordprocessingCanvas" xmlns:cx="http://schemas.microsoft.com/office/drawing/2014/chartex" xmlns:cx1="http://schemas.microsoft.com/office/drawing/2015/9/8/chartex" xmlns:mc="http://schemas.openxmlformats.org/markup-compatibility/2006" xmlns:o="urn:schemas-microsoft-com:office:office" xmlns:r="http://schemas.openxmlformats.org/officeDocument/2006/relationships" xmlns:m="http://schemas.openxmlformats.org/officeDocument/2006/math" xmlns:v="urn:schemas-microsoft-com:vml" xmlns:wp14="http://schemas.microsoft.com/office/word/2010/wordprocessingDrawing" xmlns:wp="http://schemas.openxmlformats.org/drawingml/2006/wordprocessingDrawing" xmlns:w10="urn:schemas-microsoft-com:office:word" xmlns:w="http://schemas.openxmlformats.org/wordprocessingml/2006/main" xmlns:w14="http://schemas.microsoft.com/office/word/2010/wordml" xmlns:w15="http://schemas.microsoft.com/office/word/2012/wordml" xmlns:w16se="http://schemas.microsoft.com/office/word/2015/wordml/symex" xmlns:wpg="http://schemas.microsoft.com/office/word/2010/wordprocessingGroup" xmlns:wpi="http://schemas.microsoft.com/office/word/2010/wordprocessingInk" xmlns:wne="http://schemas.microsoft.com/office/word/2006/wordml" xmlns:wps="http://schemas.microsoft.com/office/word/2010/wordprocessingShape" mc:Ignorable="w14 w15 w16se wp14">
   <w:p>
     <w:pPr>
       <w:framePr w:wrap="around" w:vAnchor="text" w:hAnchor="margin" w:xAlign="center" w:y="1"/>
@@ -12903,7 +12921,7 @@
         <w:sz w:val="24"/>
         <w:szCs w:val="24"/>
       </w:rPr>
-      <w:t>3</w:t>
+      <w:t>2</w:t>
     </w:r>
     <w:r>
       <w:rPr>
@@ -12936,7 +12954,7 @@
 </file>
 
 <file path=word/header3.xml><?xml version="1.0" encoding="utf-8"?>
-<w:hdr xmlns:wpc="http://schemas.microsoft.com/office/word/2010/wordprocessingCanvas" xmlns:cx="http://schemas.microsoft.com/office/drawing/2014/chartex" xmlns:cx1="http://schemas.microsoft.com/office/drawing/2015/9/8/chartex" xmlns:cx2="http://schemas.microsoft.com/office/drawing/2015/10/21/chartex" xmlns:cx3="http://schemas.microsoft.com/office/drawing/2016/5/9/chartex" xmlns:cx4="http://schemas.microsoft.com/office/drawing/2016/5/10/chartex" xmlns:cx5="http://schemas.microsoft.com/office/drawing/2016/5/11/chartex" xmlns:cx6="http://schemas.microsoft.com/office/drawing/2016/5/12/chartex" xmlns:cx7="http://schemas.microsoft.com/office/drawing/2016/5/13/chartex" xmlns:cx8="http://schemas.microsoft.com/office/drawing/2016/5/14/chartex" xmlns:mc="http://schemas.openxmlformats.org/markup-compatibility/2006" xmlns:aink="http://schemas.microsoft.com/office/drawing/2016/ink" xmlns:am3d="http://schemas.microsoft.com/office/drawing/2017/model3d" xmlns:o="urn:schemas-microsoft-com:office:office" xmlns:oel="http://schemas.microsoft.com/office/2019/extlst" xmlns:r="http://schemas.openxmlformats.org/officeDocument/2006/relationships" xmlns:m="http://schemas.openxmlformats.org/officeDocument/2006/math" xmlns:v="urn:schemas-microsoft-com:vml" xmlns:wp14="http://schemas.microsoft.com/office/word/2010/wordprocessingDrawing" xmlns:wp="http://schemas.openxmlformats.org/drawingml/2006/wordprocessingDrawing" xmlns:w10="urn:schemas-microsoft-com:office:word" xmlns:w="http://schemas.openxmlformats.org/wordprocessingml/2006/main" xmlns:w14="http://schemas.microsoft.com/office/word/2010/wordml" xmlns:w15="http://schemas.microsoft.com/office/word/2012/wordml" xmlns:w16cei="http://schemas.microsoft.com/office/word/2026/wordml/cei" xmlns:w16cex="http://schemas.microsoft.com/office/word/2018/wordml/cex" xmlns:w16cid="http://schemas.microsoft.com/office/word/2016/wordml/cid" xmlns:w16="http://schemas.microsoft.com/office/word/2018/wordml" xmlns:w16du="http://schemas.microsoft.com/office/word/2023/wordml/word16du" xmlns:w16sdtdh="http://schemas.microsoft.com/office/word/2020/wordml/sdtdatahash" xmlns:w16sdtfl="http://schemas.microsoft.com/office/word/2024/wordml/sdtformatlock" xmlns:w16se="http://schemas.microsoft.com/office/word/2015/wordml/symex" xmlns:wpg="http://schemas.microsoft.com/office/word/2010/wordprocessingGroup" xmlns:wpi="http://schemas.microsoft.com/office/word/2010/wordprocessingInk" xmlns:wne="http://schemas.microsoft.com/office/word/2006/wordml" xmlns:wps="http://schemas.microsoft.com/office/word/2010/wordprocessingShape" mc:Ignorable="w14 w15 w16se w16cid w16 w16cex w16sdtdh w16sdtfl w16du wp14">
+<w:hdr xmlns:wpc="http://schemas.microsoft.com/office/word/2010/wordprocessingCanvas" xmlns:cx="http://schemas.microsoft.com/office/drawing/2014/chartex" xmlns:cx1="http://schemas.microsoft.com/office/drawing/2015/9/8/chartex" xmlns:mc="http://schemas.openxmlformats.org/markup-compatibility/2006" xmlns:o="urn:schemas-microsoft-com:office:office" xmlns:r="http://schemas.openxmlformats.org/officeDocument/2006/relationships" xmlns:m="http://schemas.openxmlformats.org/officeDocument/2006/math" xmlns:v="urn:schemas-microsoft-com:vml" xmlns:wp14="http://schemas.microsoft.com/office/word/2010/wordprocessingDrawing" xmlns:wp="http://schemas.openxmlformats.org/drawingml/2006/wordprocessingDrawing" xmlns:w10="urn:schemas-microsoft-com:office:word" xmlns:w="http://schemas.openxmlformats.org/wordprocessingml/2006/main" xmlns:w14="http://schemas.microsoft.com/office/word/2010/wordml" xmlns:w15="http://schemas.microsoft.com/office/word/2012/wordml" xmlns:w16se="http://schemas.microsoft.com/office/word/2015/wordml/symex" xmlns:wpg="http://schemas.microsoft.com/office/word/2010/wordprocessingGroup" xmlns:wpi="http://schemas.microsoft.com/office/word/2010/wordprocessingInk" xmlns:wne="http://schemas.microsoft.com/office/word/2006/wordml" xmlns:wps="http://schemas.microsoft.com/office/word/2010/wordprocessingShape" mc:Ignorable="w14 w15 w16se wp14">
   <w:p>
     <w:pPr>
       <w:pStyle w:val="ShapkaDocumentu"/>
@@ -12982,7 +13000,7 @@
 </file>
 
 <file path=word/styles.xml><?xml version="1.0" encoding="utf-8"?>
-<w:styles xmlns:mc="http://schemas.openxmlformats.org/markup-compatibility/2006" xmlns:r="http://schemas.openxmlformats.org/officeDocument/2006/relationships" xmlns:w="http://schemas.openxmlformats.org/wordprocessingml/2006/main" xmlns:w14="http://schemas.microsoft.com/office/word/2010/wordml" xmlns:w15="http://schemas.microsoft.com/office/word/2012/wordml" xmlns:w16cex="http://schemas.microsoft.com/office/word/2018/wordml/cex" xmlns:w16cid="http://schemas.microsoft.com/office/word/2016/wordml/cid" xmlns:w16="http://schemas.microsoft.com/office/word/2018/wordml" xmlns:w16du="http://schemas.microsoft.com/office/word/2023/wordml/word16du" xmlns:w16sdtdh="http://schemas.microsoft.com/office/word/2020/wordml/sdtdatahash" xmlns:w16sdtfl="http://schemas.microsoft.com/office/word/2024/wordml/sdtformatlock" xmlns:w16se="http://schemas.microsoft.com/office/word/2015/wordml/symex" mc:Ignorable="w14 w15 w16se w16cid w16 w16cex w16sdtdh w16sdtfl w16du">
+<w:styles xmlns:mc="http://schemas.openxmlformats.org/markup-compatibility/2006" xmlns:r="http://schemas.openxmlformats.org/officeDocument/2006/relationships" xmlns:w="http://schemas.openxmlformats.org/wordprocessingml/2006/main" xmlns:w14="http://schemas.microsoft.com/office/word/2010/wordml" xmlns:w15="http://schemas.microsoft.com/office/word/2012/wordml" xmlns:w16se="http://schemas.microsoft.com/office/word/2015/wordml/symex" mc:Ignorable="w14 w15 w16se">
   <w:docDefaults>
     <w:rPrDefault>
       <w:rPr>
@@ -12998,7 +13016,7 @@
       </w:pPr>
     </w:pPrDefault>
   </w:docDefaults>
-  <w:latentStyles w:defLockedState="0" w:defUIPriority="99" w:defSemiHidden="0" w:defUnhideWhenUsed="0" w:defQFormat="0" w:count="376">
+  <w:latentStyles w:defLockedState="0" w:defUIPriority="99" w:defSemiHidden="0" w:defUnhideWhenUsed="0" w:defQFormat="0" w:count="371">
     <w:lsdException w:name="Normal" w:uiPriority="0" w:qFormat="1"/>
     <w:lsdException w:name="heading 1" w:uiPriority="9" w:qFormat="1"/>
     <w:lsdException w:name="heading 2" w:uiPriority="9" w:qFormat="1"/>
@@ -13370,11 +13388,6 @@
     <w:lsdException w:name="List Table 5 Dark Accent 6" w:uiPriority="50"/>
     <w:lsdException w:name="List Table 6 Colorful Accent 6" w:uiPriority="51"/>
     <w:lsdException w:name="List Table 7 Colorful Accent 6" w:uiPriority="52"/>
-    <w:lsdException w:name="Mention" w:semiHidden="1" w:unhideWhenUsed="1"/>
-    <w:lsdException w:name="Smart Hyperlink" w:semiHidden="1" w:unhideWhenUsed="1"/>
-    <w:lsdException w:name="Hashtag" w:semiHidden="1" w:unhideWhenUsed="1"/>
-    <w:lsdException w:name="Unresolved Mention" w:semiHidden="1" w:unhideWhenUsed="1"/>
-    <w:lsdException w:name="Smart Link" w:semiHidden="1" w:unhideWhenUsed="1"/>
   </w:latentStyles>
   <w:style w:type="paragraph" w:default="1" w:styleId="a">
     <w:name w:val="Normal"/>
